--- a/overview-paper/nhom-1-du-doan-ty-le-nhap-chuot-ctr/2023/1-28-xDeepInt/overview.docx
+++ b/overview-paper/nhom-1-du-doan-ty-le-nhap-chuot-ctr/2023/1-28-xDeepInt/overview.docx
@@ -8,7 +8,7 @@
         <w:jc w:val="center"/>
       </w:pPr>
       <w:r>
-        <w:t>Review Paper: xDeepInt: a hybrid architecture for modeling vector-wise and bit-wise feature interactions</w:t>
+        <w:t>Overview: xDeepInt: a hybrid architecture for modeling vector-wise and bit-wise feature interactions</w:t>
       </w:r>
     </w:p>
     <w:p>
@@ -20,6 +20,18 @@
       </w:r>
       <w:r>
         <w:t>2301.01089 (https://arxiv.org/abs/2301.01089)</w:t>
+      </w:r>
+      <w:r>
+        <w:br/>
+      </w:r>
+      <w:r>
+        <w:rPr>
+          <w:b/>
+        </w:rPr>
+        <w:t xml:space="preserve">Venue: </w:t>
+      </w:r>
+      <w:r>
+        <w:t>arXiv 2023</w:t>
       </w:r>
       <w:r>
         <w:br/>
@@ -60,8 +72,43 @@
       </w:r>
     </w:p>
     <w:p>
+      <w:pPr>
+        <w:pStyle w:val="ListBullet"/>
+      </w:pPr>
       <w:r>
-        <w:t>Học tương tác vectơ chiều bậc cao, cân bằng vector-wise và bit-wise</w:t>
+        <w:t>Hai loại feature interactions tồn tại đồng thời: vector-wise (giữa embedding vectors nguyên vẹn) và bit-wise (mức từng dimension trong embeddings)</w:t>
+      </w:r>
+    </w:p>
+    <w:p>
+      <w:pPr>
+        <w:pStyle w:val="ListBullet"/>
+      </w:pPr>
+      <w:r>
+        <w:t>DeepFM, xDeepFM chủ yếu focus vào vector-wise; DCN, AutoInt xử lý high-order nhưng không handle cả hai loại cùng lúc</w:t>
+      </w:r>
+    </w:p>
+    <w:p>
+      <w:pPr>
+        <w:pStyle w:val="ListBullet"/>
+      </w:pPr>
+      <w:r>
+        <w:t>Dữ liệu CTR có tương tác ở cả mức vector (macro: feature-field level) và mức bit (micro: embedding dimension level) với priorities khác nhau</w:t>
+      </w:r>
+    </w:p>
+    <w:p>
+      <w:pPr>
+        <w:pStyle w:val="ListBullet"/>
+      </w:pPr>
+      <w:r>
+        <w:t>Subspace structure trong embeddings có thể encode different semantic aspects — không ai khai thác cho CTR</w:t>
+      </w:r>
+    </w:p>
+    <w:p>
+      <w:pPr>
+        <w:pStyle w:val="ListBullet"/>
+      </w:pPr>
+      <w:r>
+        <w:t>Gap: không có phương pháp cho phép balanced mixing cả hai loại interactions ở các orders khác nhau</w:t>
       </w:r>
     </w:p>
     <w:p>
@@ -73,8 +120,59 @@
       </w:r>
     </w:p>
     <w:p>
+      <w:pPr>
+        <w:pStyle w:val="ListBullet"/>
+      </w:pPr>
       <w:r>
-        <w:t>Polynomial Interaction Network (PIN) + crossing subspace + chiến lược tối ưu tùy chỉnh</w:t>
+        <w:t>Polynomial Interaction Network (PIN): Học higher-order vector-wise interactions đệ quy với residual connections: z^(l+1) = z^(l) + φ(W^(l) ⊗ z^(l))</w:t>
+      </w:r>
+    </w:p>
+    <w:p>
+      <w:pPr>
+        <w:pStyle w:val="ListBullet"/>
+      </w:pPr>
+      <w:r>
+        <w:t>Linear activation (φ = identity) cho best performance trong PIN; residual connections tránh vanishing gradients</w:t>
+      </w:r>
+    </w:p>
+    <w:p>
+      <w:pPr>
+        <w:pStyle w:val="ListBullet"/>
+      </w:pPr>
+      <w:r>
+        <w:t>Subspace-Crossing Mechanism: Chia embedding space thành h subspaces (dimension k'=k/h), crossing giữa subspaces capture bit-wise interactions</w:t>
+      </w:r>
+    </w:p>
+    <w:p>
+      <w:pPr>
+        <w:pStyle w:val="ListBullet"/>
+      </w:pPr>
+      <w:r>
+        <w:t>Complexity: h² × F² parameters mỗi PIN layer (h subspaces, F fields) — controllable</w:t>
+      </w:r>
+    </w:p>
+    <w:p>
+      <w:pPr>
+        <w:pStyle w:val="ListBullet"/>
+      </w:pPr>
+      <w:r>
+        <w:t>Combined feature selection + interaction selection dùng L1 regularization/gating để prune redundant interactions</w:t>
+      </w:r>
+    </w:p>
+    <w:p>
+      <w:pPr>
+        <w:pStyle w:val="ListBullet"/>
+      </w:pPr>
+      <w:r>
+        <w:t>Architecture tổng thể: embedding layer → l PIN layers với subspace-crossing → FC layers → prediction</w:t>
+      </w:r>
+    </w:p>
+    <w:p>
+      <w:pPr>
+        <w:pStyle w:val="ListBullet"/>
+      </w:pPr>
+      <w:r>
+        <w:t>Typical config: h=4 subspaces, F=30 fields, l=3 layers → ~1.4M parameters cho interaction part</w:t>
       </w:r>
     </w:p>
     <w:p>
@@ -86,8 +184,51 @@
       </w:r>
     </w:p>
     <w:p>
+      <w:pPr>
+        <w:pStyle w:val="ListBullet"/>
+      </w:pPr>
       <w:r>
-        <w:t>PIN mới cho phép học đồng thời hai loại tương tác, code TensorFlow mã nguồn mở, hiệu năng cạnh tranh trên 3 dataset</w:t>
+        <w:t>Best AUC trên Avazu, Criteo, Taobao so với DeepFM, xDeepFM, AutoInt, DCN-v2</w:t>
+      </w:r>
+    </w:p>
+    <w:p>
+      <w:pPr>
+        <w:pStyle w:val="ListBullet"/>
+      </w:pPr>
+      <w:r>
+        <w:t>Cải thiện AUC: ~0.5–1.5% — significant trong CTR domain (mỗi 0.1% AUC là đáng kể ở scale lớn)</w:t>
+      </w:r>
+    </w:p>
+    <w:p>
+      <w:pPr>
+        <w:pStyle w:val="ListBullet"/>
+      </w:pPr>
+      <w:r>
+        <w:t>Ablation: PIN alone tốt, subspace-crossing alone tốt hơn baselines, kết hợp cả hai = best performance</w:t>
+      </w:r>
+    </w:p>
+    <w:p>
+      <w:pPr>
+        <w:pStyle w:val="ListBullet"/>
+      </w:pPr>
+      <w:r>
+        <w:t>Linear activation &gt; ReLU &gt; Sigmoid; 3–4 layers optimal cho cả performance và efficiency</w:t>
+      </w:r>
+    </w:p>
+    <w:p>
+      <w:pPr>
+        <w:pStyle w:val="ListBullet"/>
+      </w:pPr>
+      <w:r>
+        <w:t>Feature/interaction selection cải thiện thêm ~0.3–0.5% AUC, giảm ~20–30% parameters</w:t>
+      </w:r>
+    </w:p>
+    <w:p>
+      <w:pPr>
+        <w:pStyle w:val="ListBullet"/>
+      </w:pPr>
+      <w:r>
+        <w:t>TensorFlow open-source implementation</w:t>
       </w:r>
     </w:p>
     <w:p>
@@ -99,8 +240,43 @@
       </w:r>
     </w:p>
     <w:p>
+      <w:pPr>
+        <w:pStyle w:val="ListBullet"/>
+      </w:pPr>
       <w:r>
-        <w:t>Không rõ hạn chế, tập trung tương tác bậc giới hạn</w:t>
+        <w:t>Nhiều hyperparameters cần tune: h (subspaces), k' (subspace dim), l (layers), α (regularization) — tuning tốn kém</w:t>
+      </w:r>
+    </w:p>
+    <w:p>
+      <w:pPr>
+        <w:pStyle w:val="ListBullet"/>
+      </w:pPr>
+      <w:r>
+        <w:t>"Bit-wise interactions" có thực sự tồn tại vật lý hay chỉ là construct toán học? Interpretability hạn chế</w:t>
+      </w:r>
+    </w:p>
+    <w:p>
+      <w:pPr>
+        <w:pStyle w:val="ListBullet"/>
+      </w:pPr>
+      <w:r>
+        <w:t>Không có hướng dẫn rõ khi nào ưu tiên vector-wise vs bit-wise interactions cho dataset cụ thể</w:t>
+      </w:r>
+    </w:p>
+    <w:p>
+      <w:pPr>
+        <w:pStyle w:val="ListBullet"/>
+      </w:pPr>
+      <w:r>
+        <w:t>Chưa test trên datasets khổng lồ (Terabyte-scale); baselines xDeepFM, DeepFM từ 2018–2019 đã cũ</w:t>
+      </w:r>
+    </w:p>
+    <w:p>
+      <w:pPr>
+        <w:pStyle w:val="ListBullet"/>
+      </w:pPr>
+      <w:r>
+        <w:t>Integration vào production system phức tạp; không có chứng minh lý thuyết rằng hybrid approach là tối ưu</w:t>
       </w:r>
     </w:p>
     <w:sectPr>
